--- a/tests/data/smartart.docx
+++ b/tests/data/smartart.docx
@@ -46,6 +46,28 @@
         </w:drawing>
       </w:r>
     </w:p>
+    <w:p>
+      <w:r>
+        <w:t>Pictures:</w:t>
+      </w:r>
+    </w:p>
+    <w:p>
+      <w:r>
+        <w:drawing>
+          <wp:inline distT="0" distB="0" distL="0" distR="0">
+            <wp:extent cx="5486400" cy="3200400"/>
+            <wp:effectExtent l="0" t="0" r="0" b="0"/>
+            <wp:docPr id="3" name="Diagram 3"/>
+            <wp:cNvGraphicFramePr/>
+            <a:graphic>
+              <a:graphicData uri="http://schemas.openxmlformats.org/drawingml/2006/diagram">
+                <dgm:relIds xmlns:dgm="http://schemas.openxmlformats.org/drawingml/2006/diagram" r:dm="rId22" r:lo="rId23" r:qs="rId24" r:cs="rId25"/>
+              </a:graphicData>
+            </a:graphic>
+          </wp:inline>
+        </w:drawing>
+      </w:r>
+    </w:p>
     <w:sectPr>
       <w:pgSz w:w="12240" w:h="15840"/>
       <w:pgMar w:top="1440" w:right="1440" w:bottom="1440" w:left="1440" w:header="720" w:footer="720" w:gutter="0"/>
@@ -94,6 +116,35 @@
     </dgm:linClrLst>
     <dgm:txFillClrLst meth="repeat">
       <a:schemeClr val="accent4"/>
+    </dgm:txFillClrLst>
+  </dgm:styleLbl>
+  <dgm:styleLbl name="sibTrans2D1">
+    <dgm:fillClrLst meth="repeat">
+      <a:schemeClr val="accent2"/>
+    </dgm:fillClrLst>
+    <dgm:linClrLst meth="repeat">
+      <a:schemeClr val="accent2"/>
+    </dgm:linClrLst>
+  </dgm:styleLbl>
+  <dgm:styleLbl name="parChTrans1D1">
+    <dgm:linClrLst meth="repeat">
+      <a:schemeClr val="accent6"/>
+    </dgm:linClrLst>
+  </dgm:styleLbl>
+</dgm:colorsDef>
+</file>
+
+<file path=word/diagrams/colors3.xml><?xml version="1.0" encoding="utf-8"?>
+<dgm:colorsDef xmlns:dgm="http://schemas.openxmlformats.org/drawingml/2006/diagram" xmlns:a="http://schemas.openxmlformats.org/drawingml/2006/main" xmlns:r="http://schemas.openxmlformats.org/officeDocument/2006/relationships" uniqueId="test/colors">
+  <dgm:styleLbl name="node1">
+    <dgm:fillClrLst meth="repeat">
+      <a:schemeClr val="accent1"/>
+    </dgm:fillClrLst>
+    <dgm:linClrLst meth="repeat">
+      <a:schemeClr val="lt1"/>
+    </dgm:linClrLst>
+    <dgm:txFillClrLst meth="repeat">
+      <a:schemeClr val="lt1"/>
     </dgm:txFillClrLst>
   </dgm:styleLbl>
   <dgm:styleLbl name="sibTrans2D1">
@@ -231,6 +282,65 @@
       <dsp:dataModelExt xmlns:dsp="http://schemas.microsoft.com/office/drawing/2008/diagram" relId="rId6"/>
     </a:ext>
   </dgm:extLst>
+</dgm:dataModel>
+</file>
+
+<file path=word/diagrams/data3.xml><?xml version="1.0" encoding="utf-8"?>
+<dgm:dataModel xmlns:dgm="http://schemas.openxmlformats.org/drawingml/2006/diagram" xmlns:a="http://schemas.openxmlformats.org/drawingml/2006/main" xmlns:r="http://schemas.openxmlformats.org/officeDocument/2006/relationships">
+  <dgm:ptLst>
+    <dgm:pt modelId="{doc}" type="doc">
+      <dgm:prSet loTypeId="test/pictures"/>
+    </dgm:pt>
+    <dgm:pt modelId="{n1}">
+      <dgm:prSet/>
+      <dgm:spPr/>
+      <dgm:t>
+        <a:bodyPr/>
+        <a:lstStyle/>
+        <a:p>
+          <a:r>
+            <a:rPr lang="en-US"/>
+            <a:t>Pictured</a:t>
+          </a:r>
+        </a:p>
+      </dgm:t>
+    </dgm:pt>
+    <dgm:pt modelId="{p1}" type="parTrans" cxnId="{c1}"/>
+    <dgm:pt modelId="{s1}" type="sibTrans" cxnId="{c1}"/>
+    <dgm:pt modelId="{q1}" type="pres">
+      <dgm:prSet presAssocID="{n1}" presName="pic"/>
+      <dgm:spPr>
+        <a:blipFill>
+          <a:blip r:embed="rId1"/>
+          <a:stretch>
+            <a:fillRect/>
+          </a:stretch>
+        </a:blipFill>
+      </dgm:spPr>
+    </dgm:pt>
+    <dgm:pt modelId="{n2}">
+      <dgm:prSet/>
+      <dgm:spPr/>
+      <dgm:t>
+        <a:bodyPr/>
+        <a:lstStyle/>
+        <a:p>
+          <a:r>
+            <a:rPr lang="en-US"/>
+            <a:t>Placeholder</a:t>
+          </a:r>
+        </a:p>
+      </dgm:t>
+    </dgm:pt>
+    <dgm:pt modelId="{p2}" type="parTrans" cxnId="{c2}"/>
+    <dgm:pt modelId="{s2}" type="sibTrans" cxnId="{c2}"/>
+  </dgm:ptLst>
+  <dgm:cxnLst>
+    <dgm:cxn modelId="{c1}" srcId="{doc}" destId="{n1}" srcOrd="0" destOrd="0" parTransId="{p1}" sibTransId="{s1}"/>
+    <dgm:cxn modelId="{c2}" srcId="{doc}" destId="{n2}" srcOrd="1" destOrd="0" parTransId="{p2}" sibTransId="{s2}"/>
+  </dgm:cxnLst>
+  <dgm:bg/>
+  <dgm:whole/>
 </dgm:dataModel>
 </file>
 
@@ -386,6 +496,59 @@
 </dgm:layoutDef>
 </file>
 
+<file path=word/diagrams/layout3.xml><?xml version="1.0" encoding="utf-8"?>
+<dgm:layoutDef xmlns:dgm="http://schemas.openxmlformats.org/drawingml/2006/diagram" xmlns:a="http://schemas.openxmlformats.org/drawingml/2006/main" xmlns:r="http://schemas.openxmlformats.org/officeDocument/2006/relationships" uniqueId="test/pictures">
+  <dgm:layoutNode name="diagram">
+    <dgm:alg type="lin">
+      <dgm:param type="linDir" val="fromT"/>
+    </dgm:alg>
+    <dgm:shape/>
+    <dgm:presOf/>
+    <dgm:constrLst>
+      <dgm:constr type="w" for="ch" forName="item" refType="w"/>
+      <dgm:constr type="h" for="ch" forName="item" refType="h" fact="0.4"/>
+      <dgm:constr type="sp" refType="h" refFor="ch" refForName="item" fact="0.2"/>
+      <dgm:constr type="primFontSz" for="des" forName="txt" op="equ" val="65"/>
+    </dgm:constrLst>
+    <dgm:forEach name="items" axis="ch" ptType="node">
+      <dgm:layoutNode name="item">
+        <dgm:alg type="composite"/>
+        <dgm:shape/>
+        <dgm:presOf/>
+        <dgm:constrLst>
+          <dgm:constr type="l" for="ch" forName="pic"/>
+          <dgm:constr type="t" for="ch" forName="pic"/>
+          <dgm:constr type="h" for="ch" forName="pic" refType="h"/>
+          <dgm:constr type="w" for="ch" forName="pic" refType="h" refFor="ch" refForName="pic"/>
+          <dgm:constr type="l" for="ch" forName="txt" refType="r" refFor="ch" refForName="pic"/>
+          <dgm:constr type="ctrY" for="ch" forName="txt" refType="ctrY" refFor="ch" refForName="pic"/>
+          <dgm:constr type="h" for="ch" forName="txt" refType="h" fact="0.5"/>
+        </dgm:constrLst>
+        <dgm:layoutNode name="pic" styleLbl="node1">
+          <dgm:alg type="sp"/>
+          <dgm:shape type="ellipse" blipPhldr="1"/>
+          <dgm:presOf/>
+        </dgm:layoutNode>
+        <dgm:layoutNode name="txt">
+          <dgm:alg type="tx"/>
+          <dgm:shape type="rect"/>
+          <dgm:presOf axis="self"/>
+          <dgm:constrLst>
+            <dgm:constr type="tMarg" refType="primFontSz" fact="0.3"/>
+            <dgm:constr type="bMarg" refType="primFontSz" fact="0.3"/>
+            <dgm:constr type="lMarg" refType="primFontSz" fact="0.3"/>
+            <dgm:constr type="rMarg" refType="primFontSz" fact="0.3"/>
+          </dgm:constrLst>
+          <dgm:ruleLst>
+            <dgm:rule type="primFontSz" val="5" fact="NaN" max="NaN"/>
+          </dgm:ruleLst>
+        </dgm:layoutNode>
+      </dgm:layoutNode>
+    </dgm:forEach>
+  </dgm:layoutNode>
+</dgm:layoutDef>
+</file>
+
 <file path=word/diagrams/quickStyle1.xml><?xml version="1.0" encoding="utf-8"?>
 <dgm:styleDef xmlns:dgm="http://schemas.openxmlformats.org/drawingml/2006/diagram" xmlns:a="http://schemas.openxmlformats.org/drawingml/2006/main" xmlns:r="http://schemas.openxmlformats.org/officeDocument/2006/relationships" uniqueId="test/style">
   <dgm:styleLbl name="node1">
@@ -436,6 +599,55 @@
 </file>
 
 <file path=word/diagrams/quickStyle2.xml><?xml version="1.0" encoding="utf-8"?>
+<dgm:styleDef xmlns:dgm="http://schemas.openxmlformats.org/drawingml/2006/diagram" xmlns:a="http://schemas.openxmlformats.org/drawingml/2006/main" xmlns:r="http://schemas.openxmlformats.org/officeDocument/2006/relationships" uniqueId="test/style">
+  <dgm:styleLbl name="node1">
+    <dgm:style>
+      <a:lnRef idx="2">
+        <a:scrgbClr r="0" g="0" b="0"/>
+      </a:lnRef>
+      <a:fillRef idx="1">
+        <a:scrgbClr r="0" g="0" b="0"/>
+      </a:fillRef>
+      <a:effectRef idx="0">
+        <a:scrgbClr r="0" g="0" b="0"/>
+      </a:effectRef>
+      <a:fontRef idx="minor">
+        <a:schemeClr val="lt1"/>
+      </a:fontRef>
+    </dgm:style>
+  </dgm:styleLbl>
+  <dgm:styleLbl name="sibTrans2D1">
+    <dgm:style>
+      <a:lnRef idx="0">
+        <a:scrgbClr r="0" g="0" b="0"/>
+      </a:lnRef>
+      <a:fillRef idx="1">
+        <a:scrgbClr r="0" g="0" b="0"/>
+      </a:fillRef>
+      <a:effectRef idx="0">
+        <a:scrgbClr r="0" g="0" b="0"/>
+      </a:effectRef>
+      <a:fontRef idx="minor"/>
+    </dgm:style>
+  </dgm:styleLbl>
+  <dgm:styleLbl name="parChTrans1D1">
+    <dgm:style>
+      <a:lnRef idx="2">
+        <a:scrgbClr r="0" g="0" b="0"/>
+      </a:lnRef>
+      <a:fillRef idx="0">
+        <a:scrgbClr r="0" g="0" b="0"/>
+      </a:fillRef>
+      <a:effectRef idx="0">
+        <a:scrgbClr r="0" g="0" b="0"/>
+      </a:effectRef>
+      <a:fontRef idx="minor"/>
+    </dgm:style>
+  </dgm:styleLbl>
+</dgm:styleDef>
+</file>
+
+<file path=word/diagrams/quickStyle3.xml><?xml version="1.0" encoding="utf-8"?>
 <dgm:styleDef xmlns:dgm="http://schemas.openxmlformats.org/drawingml/2006/diagram" xmlns:a="http://schemas.openxmlformats.org/drawingml/2006/main" xmlns:r="http://schemas.openxmlformats.org/officeDocument/2006/relationships" uniqueId="test/style">
   <dgm:styleLbl name="node1">
     <dgm:style>

--- a/tests/data/smartart.docx
+++ b/tests/data/smartart.docx
@@ -746,12 +746,51 @@
       </a:minorFont>
     </a:fontScheme>
     <a:fmtScheme name="T">
-      <a:fillStyleLst/>
+      <a:fillStyleLst>
+        <a:solidFill>
+          <a:schemeClr val="phClr"/>
+        </a:solidFill>
+        <a:gradFill rotWithShape="1">
+          <a:gsLst>
+            <a:gs pos="0">
+              <a:schemeClr val="phClr">
+                <a:tint val="50000"/>
+              </a:schemeClr>
+            </a:gs>
+            <a:gs pos="100000">
+              <a:schemeClr val="phClr">
+                <a:shade val="80000"/>
+              </a:schemeClr>
+            </a:gs>
+          </a:gsLst>
+          <a:lin ang="5400000" scaled="0"/>
+        </a:gradFill>
+        <a:solidFill>
+          <a:schemeClr val="phClr"/>
+        </a:solidFill>
+      </a:fillStyleLst>
       <a:lnStyleLst>
         <a:ln w="9525"/>
         <a:ln w="25400"/>
         <a:ln w="38100"/>
       </a:lnStyleLst>
+      <a:effectStyleLst>
+        <a:effectStyle>
+          <a:effectLst/>
+        </a:effectStyle>
+        <a:effectStyle>
+          <a:effectLst>
+            <a:outerShdw blurRad="40000" dist="38100" dir="5400000" rotWithShape="0">
+              <a:srgbClr val="000000">
+                <a:alpha val="40000"/>
+              </a:srgbClr>
+            </a:outerShdw>
+          </a:effectLst>
+        </a:effectStyle>
+        <a:effectStyle>
+          <a:effectLst/>
+        </a:effectStyle>
+      </a:effectStyleLst>
     </a:fmtScheme>
   </a:themeElements>
 </a:theme>
